--- a/дис.docx
+++ b/дис.docx
@@ -7400,23 +7400,7 @@
           <w:color w:val="000000" w:themeColor="text1"/>
           <w:lang w:val="ru-RU"/>
         </w:rPr>
-        <w:t xml:space="preserve">В этой работе исследуется участок фасовки производственной линии </w:t>
-      </w:r>
-      <w:proofErr w:type="gramStart"/>
-      <w:r>
-        <w:rPr>
-          <w:color w:val="000000" w:themeColor="text1"/>
-          <w:lang w:val="ru-RU"/>
-        </w:rPr>
-        <w:t>« »</w:t>
-      </w:r>
-      <w:proofErr w:type="gramEnd"/>
-      <w:r>
-        <w:rPr>
-          <w:color w:val="000000" w:themeColor="text1"/>
-          <w:lang w:val="ru-RU"/>
-        </w:rPr>
-        <w:t>. В него входит промышленный дозатор «</w:t>
+        <w:t>В этой работе исследуется участок фасовки производственной линии « ». В него входит промышленный дозатор «</w:t>
       </w:r>
       <w:r>
         <w:rPr>
@@ -7509,23 +7493,7 @@
           <w:color w:val="000000" w:themeColor="text1"/>
           <w:lang w:val="ru-RU"/>
         </w:rPr>
-        <w:t xml:space="preserve">халвичной массы происходит в </w:t>
-      </w:r>
-      <w:proofErr w:type="spellStart"/>
-      <w:r>
-        <w:rPr>
-          <w:color w:val="000000" w:themeColor="text1"/>
-          <w:lang w:val="ru-RU"/>
-        </w:rPr>
-        <w:t>коррексы</w:t>
-      </w:r>
-      <w:proofErr w:type="spellEnd"/>
-      <w:r>
-        <w:rPr>
-          <w:color w:val="000000" w:themeColor="text1"/>
-          <w:lang w:val="ru-RU"/>
-        </w:rPr>
-        <w:t xml:space="preserve"> по 4 штуки за цикл с интервалом 3.0 – 4.0 секунды.</w:t>
+        <w:t>халвичной массы происходит в коррексы по 4 штуки за цикл с интервалом 3.0 – 4.0 секунды.</w:t>
       </w:r>
     </w:p>
     <w:p>
@@ -7589,17 +7557,8 @@
           <w:color w:val="000000" w:themeColor="text1"/>
           <w:lang w:val="ru-RU"/>
         </w:rPr>
-        <w:t xml:space="preserve">Рисунок 1.3 – Халвичные </w:t>
-      </w:r>
-      <w:proofErr w:type="spellStart"/>
-      <w:r>
-        <w:rPr>
-          <w:color w:val="000000" w:themeColor="text1"/>
-          <w:lang w:val="ru-RU"/>
-        </w:rPr>
-        <w:t>коррексы</w:t>
-      </w:r>
-      <w:proofErr w:type="spellEnd"/>
+        <w:t>Рисунок 1.3 – Халвичные коррексы</w:t>
+      </w:r>
     </w:p>
     <w:p>
       <w:pPr>
@@ -7621,23 +7580,7 @@
           <w:color w:val="000000" w:themeColor="text1"/>
           <w:lang w:val="ru-RU"/>
         </w:rPr>
-        <w:t xml:space="preserve">До внедрения автоматизированной системы контроля качества на производственной линии не использовались методы для контроля качества, ни ручной труд, ни автоматизированный. Цикличность работы дозатора позволяет делать ровные снимки в остановленном положении </w:t>
-      </w:r>
-      <w:proofErr w:type="spellStart"/>
-      <w:r>
-        <w:rPr>
-          <w:color w:val="000000" w:themeColor="text1"/>
-          <w:lang w:val="ru-RU"/>
-        </w:rPr>
-        <w:t>коррексов</w:t>
-      </w:r>
-      <w:proofErr w:type="spellEnd"/>
-      <w:r>
-        <w:rPr>
-          <w:color w:val="000000" w:themeColor="text1"/>
-          <w:lang w:val="ru-RU"/>
-        </w:rPr>
-        <w:t xml:space="preserve"> без смазывания кадра от движения конвейера. Линия работает в две смены по 12 часов и, соответственно, поиски брака ручным трудом не рассматриваются в связи с человеческим фактором и большими затратами на фонд оплаты труда.</w:t>
+        <w:t>До внедрения автоматизированной системы контроля качества на производственной линии не использовались методы для контроля качества, ни ручной труд, ни автоматизированный. Цикличность работы дозатора позволяет делать ровные снимки в остановленном положении коррексов без смазывания кадра от движения конвейера. Линия работает в две смены по 12 часов и, соответственно, поиски брака ручным трудом не рассматриваются в связи с человеческим фактором и большими затратами на фонд оплаты труда.</w:t>
       </w:r>
     </w:p>
     <w:p>
@@ -7694,7 +7637,6 @@
         </w:rPr>
         <w:t xml:space="preserve">К группе «загрязнения и инородные включения» для халвичных изделий относятся дефекты, не предусмотренные рецептурой и возникающие в процессе формования, транспортировки в </w:t>
       </w:r>
-      <w:proofErr w:type="spellStart"/>
       <w:r>
         <w:rPr>
           <w:sz w:val="28"/>
@@ -7703,7 +7645,6 @@
         </w:rPr>
         <w:t>коррексах</w:t>
       </w:r>
-      <w:proofErr w:type="spellEnd"/>
       <w:r>
         <w:rPr>
           <w:sz w:val="28"/>
@@ -7784,25 +7725,7 @@
           <w:szCs w:val="28"/>
           <w:lang w:val="ru-RU"/>
         </w:rPr>
-        <w:t xml:space="preserve">асположение – центр, край халвичного изделия или наличие пятен на </w:t>
-      </w:r>
-      <w:proofErr w:type="spellStart"/>
-      <w:r>
-        <w:rPr>
-          <w:sz w:val="28"/>
-          <w:szCs w:val="28"/>
-          <w:lang w:val="ru-RU"/>
-        </w:rPr>
-        <w:t>коррексе</w:t>
-      </w:r>
-      <w:proofErr w:type="spellEnd"/>
-      <w:r>
-        <w:rPr>
-          <w:sz w:val="28"/>
-          <w:szCs w:val="28"/>
-          <w:lang w:val="ru-RU"/>
-        </w:rPr>
-        <w:t>.</w:t>
+        <w:t>асположение – центр, край халвичного изделия или наличие пятен на коррексе.</w:t>
       </w:r>
       <w:r>
         <w:rPr>
@@ -7983,25 +7906,7 @@
           <w:szCs w:val="24"/>
           <w:lang w:val="ru-RU"/>
         </w:rPr>
-        <w:t xml:space="preserve">роявляется как сдвиг относительно центра ячейки матрицы или относительно заданной позиции на ленте. Смещение может быть линейным (по X/Y) и угловым (поворот изделия/ориентации). Причины: люфты и вибрации, </w:t>
-      </w:r>
-      <w:proofErr w:type="spellStart"/>
-      <w:r>
-        <w:rPr>
-          <w:sz w:val="28"/>
-          <w:szCs w:val="24"/>
-          <w:lang w:val="ru-RU"/>
-        </w:rPr>
-        <w:t>несоосность</w:t>
-      </w:r>
-      <w:proofErr w:type="spellEnd"/>
-      <w:r>
-        <w:rPr>
-          <w:sz w:val="28"/>
-          <w:szCs w:val="24"/>
-          <w:lang w:val="ru-RU"/>
-        </w:rPr>
-        <w:t xml:space="preserve"> направляющих, неправильная синхронизация подающих механизмов, перекос матрицы. Признаки для контроля: координаты центра </w:t>
+        <w:t xml:space="preserve">роявляется как сдвиг относительно центра ячейки матрицы или относительно заданной позиции на ленте. Смещение может быть линейным (по X/Y) и угловым (поворот изделия/ориентации). Причины: люфты и вибрации, несоосность направляющих, неправильная синхронизация подающих механизмов, перекос матрицы. Признаки для контроля: координаты центра </w:t>
       </w:r>
       <w:r>
         <w:rPr>
@@ -8050,40 +7955,18 @@
       <w:pPr>
         <w:ind w:firstLine="720"/>
         <w:rPr>
+          <w:sz w:val="28"/>
+          <w:szCs w:val="24"/>
           <w:lang w:val="ru-RU"/>
         </w:rPr>
       </w:pPr>
       <w:r>
         <w:rPr>
-          <w:lang w:val="ru-RU"/>
-        </w:rPr>
-        <w:t>К дефектам поверхности халвичных изделий относят нарушения целостности и однородности верхнего слоя, которые ухудшают внешний вид, могут указывать на нестабильность технологического процесса</w:t>
-      </w:r>
-      <w:r>
-        <w:rPr>
-          <w:lang w:val="ru-RU"/>
-        </w:rPr>
-        <w:t xml:space="preserve">. </w:t>
-      </w:r>
-      <w:r>
-        <w:rPr>
-          <w:lang w:val="ru-RU"/>
-        </w:rPr>
-        <w:t xml:space="preserve">Для изделий, формуемых в </w:t>
-      </w:r>
-      <w:proofErr w:type="spellStart"/>
-      <w:r>
-        <w:rPr>
-          <w:lang w:val="ru-RU"/>
-        </w:rPr>
-        <w:t>коррексе</w:t>
-      </w:r>
-      <w:proofErr w:type="spellEnd"/>
-      <w:r>
-        <w:rPr>
-          <w:lang w:val="ru-RU"/>
-        </w:rPr>
-        <w:t>, поверхность является основным объектом визуального контроля, поскольку дефекты чаще всего проявляются именно на верхней видимой стороне и по кромке.</w:t>
+          <w:sz w:val="28"/>
+          <w:szCs w:val="24"/>
+          <w:lang w:val="ru-RU"/>
+        </w:rPr>
+        <w:t>К дефектам поверхности халвичных изделий относят нарушения целостности и однородности верхнего слоя, которые ухудшают внешний вид, могут указывать на нестабильность технологического процесса. Для изделий, формуемых в коррексе, поверхность является основным объектом визуального контроля, поскольку дефекты чаще всего проявляются именно на верхней видимой стороне и по кромке.</w:t>
       </w:r>
     </w:p>
     <w:p>
@@ -8101,25 +7984,7 @@
           <w:szCs w:val="24"/>
           <w:lang w:val="ru-RU"/>
         </w:rPr>
-        <w:t xml:space="preserve">Разрывы, сколы, выкрашивание кромки проявляются как участки отсутствия материала на поверхности или по краю, «выбитые» зоны, неровные края. Причины: залипание изделия в ячейке и последующее вытягивание при извлечении, неверная настройка </w:t>
-      </w:r>
-      <w:proofErr w:type="spellStart"/>
-      <w:r>
-        <w:rPr>
-          <w:sz w:val="28"/>
-          <w:szCs w:val="24"/>
-          <w:lang w:val="ru-RU"/>
-        </w:rPr>
-        <w:t>дозации</w:t>
-      </w:r>
-      <w:proofErr w:type="spellEnd"/>
-      <w:r>
-        <w:rPr>
-          <w:sz w:val="28"/>
-          <w:szCs w:val="24"/>
-          <w:lang w:val="ru-RU"/>
-        </w:rPr>
-        <w:t>, ударные нагрузки на переходах, несогласованность скоростей механизмов. Контроль: сравнение контура с эталоном, оценка локальных вогнутостей/сколов по контуру, оценка площади недостающего материала.</w:t>
+        <w:t>Разрывы, сколы, выкрашивание кромки проявляются как участки отсутствия материала на поверхности или по краю, «выбитые» зоны, неровные края. Причины: залипание изделия в ячейке и последующее вытягивание при извлечении, неверная настройка дозации, ударные нагрузки на переходах, несогласованность скоростей механизмов. Контроль: сравнение контура с эталоном, оценка локальных вогнутостей/сколов по контуру, оценка площади недостающего материала.</w:t>
       </w:r>
     </w:p>
     <w:p>
@@ -8326,53 +8191,21 @@
           <w:sz w:val="28"/>
           <w:szCs w:val="28"/>
         </w:rPr>
-        <w:t xml:space="preserve">пороговые значения и правила легко объясняются и проверяются. Ограничения: чувствительность к изменениям освещения и бликам, необходимость тщательной настройки порогов под конкретный продукт/рецептуру, снижение точности при </w:t>
-      </w:r>
-      <w:proofErr w:type="spellStart"/>
+        <w:t>пороговые значения и правила легко объясняются и проверяются. Ограничения: чувствительность к изменениям освещения и бликам, необходимость тщательной настройки порогов под конкретный продукт/рецептуру, снижение точности при низкоконтрастных дефектах и при близкой по текстуре поверхности. Поэтому на практике пороговая обработка и морфология эффективны как базовый модуль или как часть гибридной схемы, где сложные случаи дополняются более устойчивыми методами</w:t>
+      </w:r>
       <w:r>
         <w:rPr>
           <w:sz w:val="28"/>
           <w:szCs w:val="28"/>
         </w:rPr>
-        <w:t>низкоконтрастных</w:t>
-      </w:r>
-      <w:proofErr w:type="spellEnd"/>
+        <w:t xml:space="preserve">, </w:t>
+      </w:r>
       <w:r>
         <w:rPr>
           <w:sz w:val="28"/>
           <w:szCs w:val="28"/>
         </w:rPr>
-        <w:t xml:space="preserve"> дефектах и при близкой по текстуре поверхности. Поэтому на практике пороговая обработка и морфология эффективны как базовый модуль или как часть гибридной схемы, где сложные случаи дополняются более устойчивыми методами</w:t>
-      </w:r>
-      <w:r>
-        <w:rPr>
-          <w:sz w:val="28"/>
-          <w:szCs w:val="28"/>
-        </w:rPr>
-        <w:t xml:space="preserve">, </w:t>
-      </w:r>
-      <w:r>
-        <w:rPr>
-          <w:sz w:val="28"/>
-          <w:szCs w:val="28"/>
-        </w:rPr>
-        <w:t xml:space="preserve">например, анализом текстуры или </w:t>
-      </w:r>
-      <w:proofErr w:type="spellStart"/>
-      <w:r>
-        <w:rPr>
-          <w:sz w:val="28"/>
-          <w:szCs w:val="28"/>
-        </w:rPr>
-        <w:t>нейросетевой</w:t>
-      </w:r>
-      <w:proofErr w:type="spellEnd"/>
-      <w:r>
-        <w:rPr>
-          <w:sz w:val="28"/>
-          <w:szCs w:val="28"/>
-        </w:rPr>
-        <w:t xml:space="preserve"> детекцией.</w:t>
+        <w:t>например, анализом текстуры или нейросетевой детекцией.</w:t>
       </w:r>
     </w:p>
     <w:p>
@@ -8447,15 +8280,7 @@
           <w:szCs w:val="24"/>
           <w:lang w:val="ru-RU"/>
         </w:rPr>
-        <w:t>Р</w:t>
-      </w:r>
-      <w:r>
-        <w:rPr>
-          <w:sz w:val="28"/>
-          <w:szCs w:val="24"/>
-          <w:lang w:val="ru-RU"/>
-        </w:rPr>
-        <w:t xml:space="preserve">абота непосредственно в модели </w:t>
+        <w:t xml:space="preserve">Работа непосредственно в модели </w:t>
       </w:r>
       <w:r>
         <w:rPr>
@@ -8713,23 +8538,7 @@
           <w:szCs w:val="24"/>
           <w:lang w:val="ru-RU"/>
         </w:rPr>
-        <w:t>).</w:t>
-      </w:r>
-      <w:r>
-        <w:rPr>
-          <w:sz w:val="28"/>
-          <w:szCs w:val="24"/>
-          <w:lang w:val="ru-RU"/>
-        </w:rPr>
-        <w:t xml:space="preserve"> Д</w:t>
-      </w:r>
-      <w:r>
-        <w:rPr>
-          <w:sz w:val="28"/>
-          <w:szCs w:val="24"/>
-          <w:lang w:val="ru-RU"/>
-        </w:rPr>
-        <w:t xml:space="preserve">ефекты часто имеют устойчивый диапазон по </w:t>
+        <w:t xml:space="preserve">). Дефекты часто имеют устойчивый диапазон по </w:t>
       </w:r>
       <w:r>
         <w:rPr>
@@ -8942,15 +8751,7 @@
           <w:szCs w:val="24"/>
           <w:lang w:val="ru-RU"/>
         </w:rPr>
-        <w:t>Для халвичных изделий, формуемых в матрице, геометрический анализ особенно удобен, так как изделие обычно имеет стабильную номинальную форму и расположено в ограниченной зоне (ячейке), что позволяет задать однозначные допуски.</w:t>
-      </w:r>
-      <w:r>
-        <w:rPr>
-          <w:sz w:val="28"/>
-          <w:szCs w:val="24"/>
-          <w:lang w:val="ru-RU"/>
-        </w:rPr>
-        <w:t xml:space="preserve"> </w:t>
+        <w:t xml:space="preserve">Для халвичных изделий, формуемых в матрице, геометрический анализ особенно удобен, так как изделие обычно имеет стабильную номинальную форму и расположено в ограниченной зоне (ячейке), что позволяет задать однозначные допуски. </w:t>
       </w:r>
     </w:p>
     <w:p>
@@ -9118,23 +8919,7 @@
           <w:szCs w:val="24"/>
           <w:lang w:val="ru-RU"/>
         </w:rPr>
-        <w:t xml:space="preserve">. </w:t>
-      </w:r>
-      <w:r>
-        <w:rPr>
-          <w:sz w:val="28"/>
-          <w:szCs w:val="24"/>
-          <w:lang w:val="ru-RU"/>
-        </w:rPr>
-        <w:t>Решение «норма/брак» формируется по правилам превышения допусков и по критическим признакам</w:t>
-      </w:r>
-      <w:r>
-        <w:rPr>
-          <w:sz w:val="28"/>
-          <w:szCs w:val="24"/>
-          <w:lang w:val="ru-RU"/>
-        </w:rPr>
-        <w:t>, таким как отклонение от заданной формы, площадь пятна.</w:t>
+        <w:t>. Решение «норма/брак» формируется по правилам превышения допусков и по критическим признакам, таким как отклонение от заданной формы, площадь пятна.</w:t>
       </w:r>
     </w:p>
     <w:p>
@@ -9151,23 +8936,7 @@
           <w:color w:val="auto"/>
           <w:lang w:val="ru-RU"/>
         </w:rPr>
-        <w:t xml:space="preserve">1.3.4 </w:t>
-      </w:r>
-      <w:proofErr w:type="spellStart"/>
-      <w:r>
-        <w:rPr>
-          <w:color w:val="auto"/>
-          <w:lang w:val="ru-RU"/>
-        </w:rPr>
-        <w:t>Нейросетевые</w:t>
-      </w:r>
-      <w:proofErr w:type="spellEnd"/>
-      <w:r>
-        <w:rPr>
-          <w:color w:val="auto"/>
-          <w:lang w:val="ru-RU"/>
-        </w:rPr>
-        <w:t xml:space="preserve"> методы (детекция/сегментация)</w:t>
+        <w:t>1.3.4 Нейросетевые методы (детекция/сегментация)</w:t>
       </w:r>
       <w:bookmarkEnd w:id="11"/>
     </w:p>
@@ -9234,25 +9003,7 @@
           <w:szCs w:val="28"/>
           <w:lang w:val="ru-RU"/>
         </w:rPr>
-        <w:t xml:space="preserve">Сегментация решает более точную задачу: выделение дефектных зон на уровне пикселей (семантическая или </w:t>
-      </w:r>
-      <w:proofErr w:type="spellStart"/>
-      <w:r>
-        <w:rPr>
-          <w:sz w:val="28"/>
-          <w:szCs w:val="28"/>
-          <w:lang w:val="ru-RU"/>
-        </w:rPr>
-        <w:t>экземплярная</w:t>
-      </w:r>
-      <w:proofErr w:type="spellEnd"/>
-      <w:r>
-        <w:rPr>
-          <w:sz w:val="28"/>
-          <w:szCs w:val="28"/>
-          <w:lang w:val="ru-RU"/>
-        </w:rPr>
-        <w:t xml:space="preserve"> сегментация). Такой подход необходим, когда важны метрические </w:t>
+        <w:t xml:space="preserve">Сегментация решает более точную задачу: выделение дефектных зон на уровне пикселей (семантическая или экземплярная сегментация). Такой подход необходим, когда важны метрические </w:t>
       </w:r>
       <w:r>
         <w:rPr>
@@ -9279,77 +9030,7 @@
           <w:szCs w:val="28"/>
           <w:lang w:val="ru-RU"/>
         </w:rPr>
-        <w:t xml:space="preserve">Качество </w:t>
-      </w:r>
-      <w:proofErr w:type="spellStart"/>
-      <w:r>
-        <w:rPr>
-          <w:sz w:val="28"/>
-          <w:szCs w:val="28"/>
-          <w:lang w:val="ru-RU"/>
-        </w:rPr>
-        <w:t>нейросетевого</w:t>
-      </w:r>
-      <w:proofErr w:type="spellEnd"/>
-      <w:r>
-        <w:rPr>
-          <w:sz w:val="28"/>
-          <w:szCs w:val="28"/>
-          <w:lang w:val="ru-RU"/>
-        </w:rPr>
-        <w:t xml:space="preserve"> контроля определяется набором данных. Для промышленной задачи важно формировать </w:t>
-      </w:r>
-      <w:proofErr w:type="spellStart"/>
-      <w:r>
-        <w:rPr>
-          <w:sz w:val="28"/>
-          <w:szCs w:val="28"/>
-          <w:lang w:val="ru-RU"/>
-        </w:rPr>
-        <w:t>датасет</w:t>
-      </w:r>
-      <w:proofErr w:type="spellEnd"/>
-      <w:r>
-        <w:rPr>
-          <w:sz w:val="28"/>
-          <w:szCs w:val="28"/>
-          <w:lang w:val="ru-RU"/>
-        </w:rPr>
-        <w:t xml:space="preserve">, отражающий реальные условия линии: разные партии сырья, смены освещения, вариации положения изделия, различия в фактуре и допустимых оттенках. </w:t>
-      </w:r>
-      <w:proofErr w:type="spellStart"/>
-      <w:r>
-        <w:rPr>
-          <w:sz w:val="28"/>
-          <w:szCs w:val="28"/>
-          <w:lang w:val="ru-RU"/>
-        </w:rPr>
-        <w:t>Датасет</w:t>
-      </w:r>
-      <w:proofErr w:type="spellEnd"/>
-      <w:r>
-        <w:rPr>
-          <w:sz w:val="28"/>
-          <w:szCs w:val="28"/>
-          <w:lang w:val="ru-RU"/>
-        </w:rPr>
-        <w:t xml:space="preserve"> должен включать как “норму”, так и все целевые дефекты с примерами разной выраженности. Для повышения устойчивости применяется аугментация (повороты, небольшие сдвиги, изменения яркости/контраста, добавление шумов), имитирующая производственные отклонения. Особое внимание уделяется редким, но критичным дефектам </w:t>
-      </w:r>
-      <w:r>
-        <w:rPr>
-          <w:sz w:val="28"/>
-          <w:szCs w:val="28"/>
-          <w:lang w:val="ru-RU"/>
-        </w:rPr>
-        <w:t xml:space="preserve">и </w:t>
-      </w:r>
-      <w:r>
-        <w:rPr>
-          <w:sz w:val="28"/>
-          <w:szCs w:val="28"/>
-          <w:lang w:val="ru-RU"/>
-        </w:rPr>
-        <w:t>при недостатке примеров используются методы балансировки классов и целевой добор данных.</w:t>
+        <w:t>Качество нейросетевого контроля определяется набором данных. Для промышленной задачи важно формировать датасет, отражающий реальные условия линии: разные партии сырья, смены освещения, вариации положения изделия, различия в фактуре и допустимых оттенках. Датасет должен включать как “норму”, так и все целевые дефекты с примерами разной выраженности. Для повышения устойчивости применяется аугментация (повороты, небольшие сдвиги, изменения яркости/контраста, добавление шумов), имитирующая производственные отклонения. Особое внимание уделяется редким, но критичным дефектам и при недостатке примеров используются методы балансировки классов и целевой добор данных.</w:t>
       </w:r>
     </w:p>
     <w:p>
@@ -9367,25 +9048,7 @@
           <w:szCs w:val="28"/>
           <w:lang w:val="ru-RU"/>
         </w:rPr>
-        <w:t xml:space="preserve">Преимущества: высокая устойчивость к вариациям внешнего вида, возможность выявлять сложные и слабоконтрастные дефекты, снижение зависимости от ручной настройки порогов. Ограничения: необходимость подготовки и поддержания </w:t>
-      </w:r>
-      <w:proofErr w:type="spellStart"/>
-      <w:r>
-        <w:rPr>
-          <w:sz w:val="28"/>
-          <w:szCs w:val="28"/>
-          <w:lang w:val="ru-RU"/>
-        </w:rPr>
-        <w:t>датасета</w:t>
-      </w:r>
-      <w:proofErr w:type="spellEnd"/>
-      <w:r>
-        <w:rPr>
-          <w:sz w:val="28"/>
-          <w:szCs w:val="28"/>
-          <w:lang w:val="ru-RU"/>
-        </w:rPr>
-        <w:t>, вычислительные требования, риск деградации качества при изменении условий</w:t>
+        <w:t>Преимущества: высокая устойчивость к вариациям внешнего вида, возможность выявлять сложные и слабоконтрастные дефекты, снижение зависимости от ручной настройки порогов. Ограничения: необходимость подготовки и поддержания датасета, вычислительные требования, риск деградации качества при изменении условий</w:t>
       </w:r>
       <w:r>
         <w:rPr>
@@ -9452,9 +9115,479 @@
           <w:color w:val="auto"/>
           <w:lang w:val="ru-RU"/>
         </w:rPr>
-        <w:t>1.4.1 Камеры, объективы, требования к разрешению и частоте кадров</w:t>
+        <w:t>1.4.1 Камеры,</w:t>
+      </w:r>
+      <w:r>
+        <w:rPr>
+          <w:color w:val="auto"/>
+          <w:lang w:val="ru-RU"/>
+        </w:rPr>
+        <w:t xml:space="preserve"> </w:t>
+      </w:r>
+      <w:r>
+        <w:rPr>
+          <w:color w:val="auto"/>
+          <w:lang w:val="ru-RU"/>
+        </w:rPr>
+        <w:t>требования к разрешению и частоте кадров</w:t>
       </w:r>
       <w:bookmarkEnd w:id="13"/>
+    </w:p>
+    <w:p>
+      <w:pPr>
+        <w:ind w:firstLine="720"/>
+        <w:rPr>
+          <w:sz w:val="28"/>
+          <w:szCs w:val="24"/>
+          <w:lang w:val="ru-RU"/>
+        </w:rPr>
+      </w:pPr>
+      <w:r>
+        <w:rPr>
+          <w:sz w:val="28"/>
+          <w:szCs w:val="24"/>
+          <w:lang w:val="ru-RU"/>
+        </w:rPr>
+        <w:t>В камерах машинного зрения могут использоваться два типа сенсоров: CCD и CMOS. Они отличаются как устройством, так и принципом действия. Чтобы выбрать оптимальный сенсор, необходимо сперва определить требуемый спектр задач. Например, матрица CCD не позволит использовать инфракрасное зрение, которое необходимо, если вам нужно составлять тепловые карты объектов.</w:t>
+      </w:r>
+    </w:p>
+    <w:p>
+      <w:pPr>
+        <w:ind w:firstLine="720"/>
+        <w:rPr>
+          <w:sz w:val="28"/>
+          <w:szCs w:val="24"/>
+          <w:lang w:val="ru-RU"/>
+        </w:rPr>
+      </w:pPr>
+      <w:r>
+        <w:rPr>
+          <w:sz w:val="28"/>
+          <w:szCs w:val="24"/>
+          <w:lang w:val="ru-RU"/>
+        </w:rPr>
+        <w:t xml:space="preserve">Из преимуществ CCD перед CMOS можно выделить высокую светочувствительность, лучшую цветопередачу, низкий уровень шумов и высокую динамическую чувствительность. Из недостатков — </w:t>
+      </w:r>
+      <w:r>
+        <w:rPr>
+          <w:sz w:val="28"/>
+          <w:szCs w:val="24"/>
+          <w:lang w:val="ru-RU"/>
+        </w:rPr>
+        <w:lastRenderedPageBreak/>
+        <w:t>сложный принцип считывания сигнала, высокий уровень энергопотребления и дорогое производство.</w:t>
+      </w:r>
+    </w:p>
+    <w:p>
+      <w:pPr>
+        <w:ind w:firstLine="720"/>
+        <w:rPr>
+          <w:sz w:val="28"/>
+          <w:szCs w:val="24"/>
+          <w:lang w:val="ru-RU"/>
+        </w:rPr>
+      </w:pPr>
+      <w:r>
+        <w:rPr>
+          <w:sz w:val="28"/>
+          <w:szCs w:val="24"/>
+          <w:lang w:val="ru-RU"/>
+        </w:rPr>
+        <w:t>Среди преимуществ CMOS (КМОП) сенсоров выделяют высокое быстродействие, низкое энергопотребление, а также дешевое и более простое производство. Недостатками являются низкие светочувствительность, коэффициент заполнения пикселей и динамическая чувствительность, а также высокий уровень шума</w:t>
+      </w:r>
+      <w:r>
+        <w:rPr>
+          <w:sz w:val="28"/>
+          <w:szCs w:val="24"/>
+          <w:lang w:val="ru-RU"/>
+        </w:rPr>
+        <w:t>.</w:t>
+      </w:r>
+    </w:p>
+    <w:p>
+      <w:pPr>
+        <w:ind w:firstLine="720"/>
+        <w:rPr>
+          <w:sz w:val="28"/>
+          <w:szCs w:val="24"/>
+          <w:lang w:val="ru-RU"/>
+        </w:rPr>
+      </w:pPr>
+      <w:r>
+        <w:rPr>
+          <w:sz w:val="28"/>
+          <w:szCs w:val="24"/>
+          <w:lang w:val="ru-RU"/>
+        </w:rPr>
+        <w:t xml:space="preserve">Требуемое разрешение следует задавать через минимальный обнаруживаемый дефект. Если система должна уверенно фиксировать дефекты размера порядка </w:t>
+      </w:r>
+      <w:r>
+        <w:rPr>
+          <w:sz w:val="28"/>
+          <w:szCs w:val="24"/>
+        </w:rPr>
+        <w:t>d</w:t>
+      </w:r>
+      <w:r>
+        <w:rPr>
+          <w:sz w:val="28"/>
+          <w:szCs w:val="24"/>
+          <w:lang w:val="ru-RU"/>
+        </w:rPr>
+        <w:t xml:space="preserve"> (например, мелкие точки/крошка), на дефект желательно иметь несколько пикселей по размеру (типично 3–5 пикселей по характерному размеру), чтобы отличать дефект от шумов и текстуры. Отсюда выбирается требуемый масштаб изображения (мм/пиксель) и далее — разрешение камеры при заданном поле зрения (</w:t>
+      </w:r>
+      <w:r>
+        <w:rPr>
+          <w:sz w:val="28"/>
+          <w:szCs w:val="24"/>
+        </w:rPr>
+        <w:t>FOV</w:t>
+      </w:r>
+      <w:r>
+        <w:rPr>
+          <w:sz w:val="28"/>
+          <w:szCs w:val="24"/>
+          <w:lang w:val="ru-RU"/>
+        </w:rPr>
+        <w:t>).</w:t>
+      </w:r>
+    </w:p>
+    <w:p>
+      <w:pPr>
+        <w:ind w:firstLine="720"/>
+        <w:rPr>
+          <w:sz w:val="32"/>
+          <w:szCs w:val="28"/>
+          <w:lang w:val="ru-RU"/>
+        </w:rPr>
+      </w:pPr>
+      <w:r>
+        <w:rPr>
+          <w:sz w:val="28"/>
+          <w:szCs w:val="24"/>
+          <w:lang w:val="ru-RU"/>
+        </w:rPr>
+        <w:t xml:space="preserve">Частота кадров не играет роли в нашей системе, в виду того, что </w:t>
+      </w:r>
+      <w:r>
+        <w:rPr>
+          <w:sz w:val="28"/>
+          <w:szCs w:val="24"/>
+          <w:lang w:val="ru-RU"/>
+        </w:rPr>
+        <w:t>дозатор</w:t>
+      </w:r>
+      <w:r>
+        <w:rPr>
+          <w:sz w:val="28"/>
+          <w:szCs w:val="24"/>
+          <w:lang w:val="ru-RU"/>
+        </w:rPr>
+        <w:t xml:space="preserve"> работает </w:t>
+      </w:r>
+      <w:r>
+        <w:rPr>
+          <w:sz w:val="28"/>
+          <w:szCs w:val="24"/>
+          <w:lang w:val="ru-RU"/>
+        </w:rPr>
+        <w:t>циклично с интервалом в 3.0 – 3.5 сек.</w:t>
+      </w:r>
+    </w:p>
+    <w:p>
+      <w:pPr>
+        <w:pStyle w:val="31"/>
+        <w:rPr>
+          <w:color w:val="auto"/>
+          <w:lang w:val="ru-RU"/>
+        </w:rPr>
+      </w:pPr>
+      <w:bookmarkStart w:id="14" w:name="_Toc222775826"/>
+      <w:r>
+        <w:rPr>
+          <w:color w:val="auto"/>
+          <w:lang w:val="ru-RU"/>
+        </w:rPr>
+        <w:t>1.4.2 Освещение, требования к равномерности, бликам и пульсациям</w:t>
+      </w:r>
+      <w:bookmarkEnd w:id="14"/>
+    </w:p>
+    <w:p>
+      <w:pPr>
+        <w:ind w:firstLine="720"/>
+        <w:rPr>
+          <w:sz w:val="28"/>
+          <w:szCs w:val="24"/>
+          <w:lang w:val="ru-RU"/>
+        </w:rPr>
+      </w:pPr>
+      <w:r>
+        <w:rPr>
+          <w:sz w:val="28"/>
+          <w:szCs w:val="24"/>
+          <w:lang w:val="ru-RU"/>
+        </w:rPr>
+        <w:t xml:space="preserve">Для корректной пороговой сегментации и цветового анализа яркость поверхности изделия должна быть максимально равномерной в пределах зоны контроля. Неравномерность приводит к появлению ложных границ и “пятен” на масках, а также к нестабильности параметров </w:t>
+      </w:r>
+      <w:r>
+        <w:rPr>
+          <w:sz w:val="28"/>
+          <w:szCs w:val="24"/>
+        </w:rPr>
+        <w:t>HSV</w:t>
+      </w:r>
+      <w:r>
+        <w:rPr>
+          <w:sz w:val="28"/>
+          <w:szCs w:val="24"/>
+          <w:lang w:val="ru-RU"/>
+        </w:rPr>
+        <w:t>/</w:t>
+      </w:r>
+      <w:r>
+        <w:rPr>
+          <w:sz w:val="28"/>
+          <w:szCs w:val="24"/>
+        </w:rPr>
+        <w:t>Lab</w:t>
+      </w:r>
+      <w:r>
+        <w:rPr>
+          <w:sz w:val="28"/>
+          <w:szCs w:val="24"/>
+          <w:lang w:val="ru-RU"/>
+        </w:rPr>
+        <w:t>. Практически равномерность обеспечивается: правильной геометрией источников (угол, расстояние, площадь светящей поверхности); использованием рассеивателей и световых туннелей/коробов; экранированием от внешнего света. Контроль равномерности целесообразно проверять на тестовом объекте (однотонная поверхность) и фиксировать допустимые отклонения как часть регламента наладки.</w:t>
+      </w:r>
+    </w:p>
+    <w:p>
+      <w:pPr>
+        <w:ind w:firstLine="720"/>
+        <w:rPr>
+          <w:sz w:val="28"/>
+          <w:szCs w:val="24"/>
+          <w:lang w:val="ru-RU"/>
+        </w:rPr>
+      </w:pPr>
+      <w:r>
+        <w:rPr>
+          <w:sz w:val="28"/>
+          <w:szCs w:val="24"/>
+          <w:lang w:val="ru-RU"/>
+        </w:rPr>
+        <w:t xml:space="preserve">Блики возникают при зеркальном отражении света от поверхности изделия или от элементов матрицы/оборудования и проявляются как пересветы с потерей информации. Для халвичных </w:t>
+      </w:r>
+      <w:r>
+        <w:rPr>
+          <w:sz w:val="28"/>
+          <w:szCs w:val="24"/>
+          <w:lang w:val="ru-RU"/>
+        </w:rPr>
+        <w:lastRenderedPageBreak/>
+        <w:t>изделий блики особенно критичны при наличии масла на поверхности и при использовании “жёсткого” направленного света. Меры снижения бликов включают:</w:t>
+      </w:r>
+      <w:r>
+        <w:rPr>
+          <w:sz w:val="28"/>
+          <w:szCs w:val="24"/>
+          <w:lang w:val="ru-RU"/>
+        </w:rPr>
+        <w:br/>
+        <w:t>– применение диффузного освещения (рассеянные источники, световой короб, матовые рассеиватели);</w:t>
+      </w:r>
+      <w:r>
+        <w:rPr>
+          <w:sz w:val="28"/>
+          <w:szCs w:val="24"/>
+          <w:lang w:val="ru-RU"/>
+        </w:rPr>
+        <w:br/>
+        <w:t>– выбор углов освещения и наблюдения так, чтобы исключить попадание зеркального отражения в объектив;</w:t>
+      </w:r>
+      <w:r>
+        <w:rPr>
+          <w:sz w:val="28"/>
+          <w:szCs w:val="24"/>
+          <w:lang w:val="ru-RU"/>
+        </w:rPr>
+        <w:br/>
+        <w:t>– использование поляризационных фильтров (поляризатор на источнике и/или на объективе) при необходимости подавления бликов;</w:t>
+      </w:r>
+      <w:r>
+        <w:rPr>
+          <w:sz w:val="28"/>
+          <w:szCs w:val="24"/>
+          <w:lang w:val="ru-RU"/>
+        </w:rPr>
+        <w:br/>
+        <w:t xml:space="preserve">– исключение глянцевых поверхностей в поле зрения (матирование/экранирование элементов матрицы, ограничение </w:t>
+      </w:r>
+      <w:r>
+        <w:rPr>
+          <w:sz w:val="28"/>
+          <w:szCs w:val="24"/>
+        </w:rPr>
+        <w:t>ROI</w:t>
+      </w:r>
+      <w:r>
+        <w:rPr>
+          <w:sz w:val="28"/>
+          <w:szCs w:val="24"/>
+          <w:lang w:val="ru-RU"/>
+        </w:rPr>
+        <w:t>).</w:t>
+      </w:r>
+    </w:p>
+    <w:p>
+      <w:pPr>
+        <w:ind w:firstLine="720"/>
+        <w:rPr>
+          <w:sz w:val="32"/>
+          <w:szCs w:val="28"/>
+          <w:lang w:val="ru-RU"/>
+        </w:rPr>
+      </w:pPr>
+      <w:r>
+        <w:rPr>
+          <w:sz w:val="28"/>
+          <w:szCs w:val="24"/>
+          <w:lang w:val="ru-RU"/>
+        </w:rPr>
+        <w:t xml:space="preserve">Пульсации освещения приводят к изменению яркости кадра во времени и могут существенно ухудшать повторяемость детекции, особенно при короткой выдержке и высокой частоте кадров. Источниками пульсаций являются драйверы светодиодных светильников, питаемые от сети, и некорректные схемы диммирования (ШИМ с неподходящей частотой). Для системы визуального контроля требуется исключить заметный фликер на рабочих выдержках камеры. </w:t>
+      </w:r>
+      <w:r>
+        <w:rPr>
+          <w:sz w:val="28"/>
+          <w:szCs w:val="24"/>
+          <w:lang w:val="ru-RU"/>
+        </w:rPr>
+        <w:t>Д</w:t>
+      </w:r>
+      <w:r>
+        <w:rPr>
+          <w:sz w:val="28"/>
+          <w:szCs w:val="24"/>
+          <w:lang w:val="ru-RU"/>
+        </w:rPr>
+        <w:t>ля этого применяют светильники и драйверы с постоянным током и низкими пульсациями</w:t>
+      </w:r>
+      <w:r>
+        <w:rPr>
+          <w:sz w:val="28"/>
+          <w:szCs w:val="24"/>
+          <w:lang w:val="ru-RU"/>
+        </w:rPr>
+        <w:t>.</w:t>
+      </w:r>
+    </w:p>
+    <w:p>
+      <w:pPr>
+        <w:pStyle w:val="31"/>
+        <w:rPr>
+          <w:color w:val="auto"/>
+          <w:lang w:val="ru-RU"/>
+        </w:rPr>
+      </w:pPr>
+      <w:bookmarkStart w:id="15" w:name="_Toc222775827"/>
+      <w:r>
+        <w:rPr>
+          <w:color w:val="auto"/>
+          <w:lang w:val="ru-RU"/>
+        </w:rPr>
+        <w:t>1.4.3 Вычислительная платформа (ПК/встраиваемые решения)</w:t>
+      </w:r>
+      <w:bookmarkEnd w:id="15"/>
+    </w:p>
+    <w:p>
+      <w:pPr>
+        <w:spacing w:before="100" w:beforeAutospacing="1" w:after="100" w:afterAutospacing="1" w:line="240" w:lineRule="auto"/>
+        <w:ind w:firstLine="720"/>
+        <w:rPr>
+          <w:rFonts w:cs="Times New Roman"/>
+          <w:sz w:val="28"/>
+          <w:szCs w:val="28"/>
+          <w:lang w:val="ru-RU" w:eastAsia="ru-RU"/>
+        </w:rPr>
+      </w:pPr>
+      <w:r>
+        <w:rPr>
+          <w:rFonts w:cs="Times New Roman"/>
+          <w:sz w:val="28"/>
+          <w:szCs w:val="28"/>
+          <w:lang w:val="ru-RU" w:eastAsia="ru-RU"/>
+        </w:rPr>
+        <w:t xml:space="preserve">Домашний ПК подходит для разработки, отладки алгоритмов и пилотных испытаний. Его преимущества: низкая стоимость, широкий выбор конфигураций, простая модернизация, удобство разработки (IDE, библиотеки, отладка), возможность установки дискретного GPU для ускорения нейросетевого инференса. Недостатки в условиях производства: слабая устойчивость к пыли, вибрациям и температуре, отсутствие гарантированной работы 24/7, риск отказов из-за бытовых компонентов (блок питания, охлаждение), ограниченный ресурс накопителей при непрерывной записи, меньшее число промышленных интерфейсов (опторазвязка, дискретный ввод/вывод, аппаратный триггер/строб), а также менее предсказуемое поведение при обновлениях ОС. В рамках задачи визуального контроля домашний ПК рационально использовать как стенд для обучения модели, настройки </w:t>
+      </w:r>
+      <w:r>
+        <w:rPr>
+          <w:rFonts w:cs="Times New Roman"/>
+          <w:sz w:val="28"/>
+          <w:szCs w:val="28"/>
+          <w:lang w:val="ru-RU" w:eastAsia="ru-RU"/>
+        </w:rPr>
+        <w:lastRenderedPageBreak/>
+        <w:t>порогов и первичной интеграции, но для постоянной эксплуатации на линии требуется промышленное исполнение.</w:t>
+      </w:r>
+    </w:p>
+    <w:p>
+      <w:pPr>
+        <w:spacing w:before="100" w:beforeAutospacing="1" w:after="100" w:afterAutospacing="1" w:line="240" w:lineRule="auto"/>
+        <w:ind w:firstLine="720"/>
+        <w:rPr>
+          <w:rFonts w:cs="Times New Roman"/>
+          <w:sz w:val="28"/>
+          <w:szCs w:val="28"/>
+          <w:lang w:val="ru-RU" w:eastAsia="ru-RU"/>
+        </w:rPr>
+      </w:pPr>
+      <w:r>
+        <w:rPr>
+          <w:rFonts w:cs="Times New Roman"/>
+          <w:sz w:val="28"/>
+          <w:szCs w:val="28"/>
+          <w:lang w:val="ru-RU" w:eastAsia="ru-RU"/>
+        </w:rPr>
+        <w:t>Под “промышленным контроллером” в контексте вычислительной платформы целесообразно понимать промышленный ПК или встраиваемое вычислительное устройство промышленного исполнения</w:t>
+      </w:r>
+      <w:r>
+        <w:rPr>
+          <w:rFonts w:cs="Times New Roman"/>
+          <w:sz w:val="28"/>
+          <w:szCs w:val="28"/>
+          <w:lang w:val="ru-RU" w:eastAsia="ru-RU"/>
+        </w:rPr>
+        <w:t xml:space="preserve">. </w:t>
+      </w:r>
+      <w:r>
+        <w:rPr>
+          <w:rFonts w:cs="Times New Roman"/>
+          <w:sz w:val="28"/>
+          <w:szCs w:val="28"/>
+          <w:lang w:val="ru-RU" w:eastAsia="ru-RU"/>
+        </w:rPr>
+        <w:t>Преимущества: повышенная надёжность для работы 24/7, устойчивость к пыли и вибрациям, предсказуемость эксплуатации, наличие промышленных интерфейсов (GigE/USB3 в промышленном исполнении, COM, DI/DO через модули, иногда аппаратные линии синхронизации), удобство размещения в шкафу управления и обслуживания. Недостатки: более высокая стоимость, ограниченные возможности апгрейда, меньшая производительность по сравнению с “настольными” конфигурациями при равной цене, а также ограничения по установке мощного GPU (по питанию/габаритам/охлаждению). Для рассматриваемой задачи промышленный ПК является базовым вариантом для внедрения: он обеспечивает устойчивую работу алгоритмов классического зрения и может поддерживать нейросетевой инференс при использовании оптимизированных моделей или встроенных ускорителей.</w:t>
+      </w:r>
+    </w:p>
+    <w:p>
+      <w:pPr>
+        <w:spacing w:before="100" w:beforeAutospacing="1" w:after="100" w:afterAutospacing="1" w:line="240" w:lineRule="auto"/>
+        <w:ind w:firstLine="720"/>
+        <w:rPr>
+          <w:rFonts w:cs="Times New Roman"/>
+          <w:sz w:val="28"/>
+          <w:szCs w:val="28"/>
+          <w:lang w:val="ru-RU" w:eastAsia="ru-RU"/>
+        </w:rPr>
+      </w:pPr>
+      <w:r>
+        <w:rPr>
+          <w:rFonts w:cs="Times New Roman"/>
+          <w:sz w:val="28"/>
+          <w:szCs w:val="28"/>
+          <w:lang w:val="ru-RU" w:eastAsia="ru-RU"/>
+        </w:rPr>
+        <w:t>Серверная платформа отличается максимальной вычислительной мощностью, возможностью установки нескольких GPU, высокой пропускной способностью дисковой подсистемы и развитой надёжностью на уровне компонентов (ECC-память, резервирование накопителей RAID, удалённое администрирование). Преимущества: эффективна при одновременной обработке нескольких камер/линий, при обучении нейросетей, при централизованном хранении больших архивов изображений и аналитике (статистика брака, трассируемость, отчётность). Недостатки: высокая стоимость, требования к размещению (серверная/шкаф, питание, охлаждение), и зачастую избыточность для одной локальной точки контроля.</w:t>
+      </w:r>
     </w:p>
     <w:p>
       <w:pPr>
@@ -9471,43 +9604,6 @@
           <w:lang w:val="ru-RU"/>
         </w:rPr>
       </w:pPr>
-      <w:bookmarkStart w:id="14" w:name="_Toc222775826"/>
-      <w:r>
-        <w:rPr>
-          <w:color w:val="auto"/>
-          <w:lang w:val="ru-RU"/>
-        </w:rPr>
-        <w:lastRenderedPageBreak/>
-        <w:t>1.4.2 Освещение, требования к равномерности, бликам и пульсациям</w:t>
-      </w:r>
-      <w:bookmarkEnd w:id="14"/>
-    </w:p>
-    <w:p>
-      <w:pPr>
-        <w:pStyle w:val="31"/>
-        <w:rPr>
-          <w:color w:val="auto"/>
-          <w:lang w:val="ru-RU"/>
-        </w:rPr>
-      </w:pPr>
-      <w:bookmarkStart w:id="15" w:name="_Toc222775827"/>
-      <w:r>
-        <w:rPr>
-          <w:color w:val="auto"/>
-          <w:lang w:val="ru-RU"/>
-        </w:rPr>
-        <w:t>1.4.3 Вычислительная платформа (ПК/встраиваемые решения)</w:t>
-      </w:r>
-      <w:bookmarkEnd w:id="15"/>
-    </w:p>
-    <w:p>
-      <w:pPr>
-        <w:pStyle w:val="31"/>
-        <w:rPr>
-          <w:color w:val="auto"/>
-          <w:lang w:val="ru-RU"/>
-        </w:rPr>
-      </w:pPr>
       <w:bookmarkStart w:id="16" w:name="_Toc222775828"/>
       <w:r>
         <w:rPr>
@@ -9559,6 +9655,273 @@
     </w:p>
     <w:p>
       <w:pPr>
+        <w:ind w:firstLine="720"/>
+        <w:rPr>
+          <w:sz w:val="28"/>
+          <w:szCs w:val="24"/>
+          <w:lang w:val="ru-RU"/>
+        </w:rPr>
+      </w:pPr>
+      <w:r>
+        <w:rPr>
+          <w:sz w:val="28"/>
+          <w:szCs w:val="24"/>
+          <w:lang w:val="ru-RU"/>
+        </w:rPr>
+        <w:t xml:space="preserve">ПЛК выступает “координатором” процесса: формирует триггер на съемку (по датчику изделия/позиции матрицы), фиксирует момент времени/индекс изделия, принимает от системы зрения результат </w:t>
+      </w:r>
+      <w:r>
+        <w:rPr>
+          <w:sz w:val="28"/>
+          <w:szCs w:val="24"/>
+          <w:lang w:val="ru-RU"/>
+        </w:rPr>
+        <w:lastRenderedPageBreak/>
+        <w:t>контроля и запускает отбраковку в нужной точке (учитывая транспортную задержку между камерой и исполнительным механизмом). Также ПЛК обеспечивает режимы работы: пуск/стоп, аварийные состояния, блокировки, квитирование и учет продукции.</w:t>
+      </w:r>
+    </w:p>
+    <w:p>
+      <w:pPr>
+        <w:ind w:firstLine="720"/>
+        <w:rPr>
+          <w:sz w:val="28"/>
+          <w:szCs w:val="24"/>
+          <w:lang w:val="ru-RU"/>
+        </w:rPr>
+      </w:pPr>
+      <w:r>
+        <w:rPr>
+          <w:sz w:val="28"/>
+          <w:szCs w:val="24"/>
+        </w:rPr>
+        <w:t>OPC</w:t>
+      </w:r>
+      <w:r>
+        <w:rPr>
+          <w:sz w:val="28"/>
+          <w:szCs w:val="24"/>
+          <w:lang w:val="ru-RU"/>
+        </w:rPr>
+        <w:t xml:space="preserve"> </w:t>
+      </w:r>
+      <w:r>
+        <w:rPr>
+          <w:sz w:val="28"/>
+          <w:szCs w:val="24"/>
+        </w:rPr>
+        <w:t>UA</w:t>
+      </w:r>
+      <w:r>
+        <w:rPr>
+          <w:sz w:val="28"/>
+          <w:szCs w:val="24"/>
+          <w:lang w:val="ru-RU"/>
+        </w:rPr>
+        <w:t xml:space="preserve"> является распространенным промышленным стандартом для обмена данными между верхним уровнем (ПК, </w:t>
+      </w:r>
+      <w:r>
+        <w:rPr>
+          <w:sz w:val="28"/>
+          <w:szCs w:val="24"/>
+        </w:rPr>
+        <w:t>SCADA</w:t>
+      </w:r>
+      <w:r>
+        <w:rPr>
+          <w:sz w:val="28"/>
+          <w:szCs w:val="24"/>
+          <w:lang w:val="ru-RU"/>
+        </w:rPr>
+        <w:t xml:space="preserve">, </w:t>
+      </w:r>
+      <w:r>
+        <w:rPr>
+          <w:sz w:val="28"/>
+          <w:szCs w:val="24"/>
+        </w:rPr>
+        <w:t>MES</w:t>
+      </w:r>
+      <w:r>
+        <w:rPr>
+          <w:sz w:val="28"/>
+          <w:szCs w:val="24"/>
+          <w:lang w:val="ru-RU"/>
+        </w:rPr>
+        <w:t xml:space="preserve">) и автоматикой, обеспечивая структурированные данные, безопасность и удобную модель адресации. Для системы визуального контроля </w:t>
+      </w:r>
+      <w:r>
+        <w:rPr>
+          <w:sz w:val="28"/>
+          <w:szCs w:val="24"/>
+        </w:rPr>
+        <w:t>OPC</w:t>
+      </w:r>
+      <w:r>
+        <w:rPr>
+          <w:sz w:val="28"/>
+          <w:szCs w:val="24"/>
+          <w:lang w:val="ru-RU"/>
+        </w:rPr>
+        <w:t xml:space="preserve"> </w:t>
+      </w:r>
+      <w:r>
+        <w:rPr>
+          <w:sz w:val="28"/>
+          <w:szCs w:val="24"/>
+        </w:rPr>
+        <w:t>UA</w:t>
+      </w:r>
+      <w:r>
+        <w:rPr>
+          <w:sz w:val="28"/>
+          <w:szCs w:val="24"/>
+          <w:lang w:val="ru-RU"/>
+        </w:rPr>
+        <w:t xml:space="preserve"> удобен тем, что позволяет передавать не только “бит брака”, но и расширенный набор параметров: код дефекта, площадь дефектной зоны, уверенность модели, номер камеры, номер ячейки, время обработки, а также диагностические флаги. В типовой схеме ПК выступает </w:t>
+      </w:r>
+      <w:r>
+        <w:rPr>
+          <w:sz w:val="28"/>
+          <w:szCs w:val="24"/>
+        </w:rPr>
+        <w:t>OPC</w:t>
+      </w:r>
+      <w:r>
+        <w:rPr>
+          <w:sz w:val="28"/>
+          <w:szCs w:val="24"/>
+          <w:lang w:val="ru-RU"/>
+        </w:rPr>
+        <w:t xml:space="preserve"> </w:t>
+      </w:r>
+      <w:r>
+        <w:rPr>
+          <w:sz w:val="28"/>
+          <w:szCs w:val="24"/>
+        </w:rPr>
+        <w:t>UA</w:t>
+      </w:r>
+      <w:r>
+        <w:rPr>
+          <w:sz w:val="28"/>
+          <w:szCs w:val="24"/>
+          <w:lang w:val="ru-RU"/>
+        </w:rPr>
+        <w:t>-клиентом к серверу ПЛК (или наоборот), читает сигналы такта/триггера и записывает результат контроля в заранее согласованные теги.</w:t>
+      </w:r>
+      <w:r>
+        <w:rPr>
+          <w:sz w:val="28"/>
+          <w:szCs w:val="24"/>
+          <w:lang w:val="ru-RU"/>
+        </w:rPr>
+        <w:t xml:space="preserve"> </w:t>
+      </w:r>
+      <w:r>
+        <w:rPr>
+          <w:sz w:val="28"/>
+          <w:szCs w:val="24"/>
+          <w:lang w:val="ru-RU"/>
+        </w:rPr>
+        <w:t>В зависимости от инфраструктуры предприятия могут применяться</w:t>
+      </w:r>
+      <w:r>
+        <w:rPr>
+          <w:sz w:val="28"/>
+          <w:szCs w:val="24"/>
+          <w:lang w:val="ru-RU"/>
+        </w:rPr>
+        <w:t xml:space="preserve"> </w:t>
+      </w:r>
+      <w:r>
+        <w:rPr>
+          <w:sz w:val="28"/>
+          <w:szCs w:val="24"/>
+        </w:rPr>
+        <w:t>Profinet</w:t>
+      </w:r>
+      <w:r>
+        <w:rPr>
+          <w:sz w:val="28"/>
+          <w:szCs w:val="24"/>
+          <w:lang w:val="ru-RU"/>
+        </w:rPr>
+        <w:t xml:space="preserve"> / </w:t>
+      </w:r>
+      <w:r>
+        <w:rPr>
+          <w:sz w:val="28"/>
+          <w:szCs w:val="24"/>
+        </w:rPr>
+        <w:t>EtherNet</w:t>
+      </w:r>
+      <w:r>
+        <w:rPr>
+          <w:sz w:val="28"/>
+          <w:szCs w:val="24"/>
+          <w:lang w:val="ru-RU"/>
+        </w:rPr>
+        <w:t>/</w:t>
+      </w:r>
+      <w:r>
+        <w:rPr>
+          <w:sz w:val="28"/>
+          <w:szCs w:val="24"/>
+        </w:rPr>
+        <w:t>IP</w:t>
+      </w:r>
+      <w:r>
+        <w:rPr>
+          <w:sz w:val="28"/>
+          <w:szCs w:val="24"/>
+          <w:lang w:val="ru-RU"/>
+        </w:rPr>
+        <w:t xml:space="preserve"> / </w:t>
+      </w:r>
+      <w:r>
+        <w:rPr>
+          <w:sz w:val="28"/>
+          <w:szCs w:val="24"/>
+        </w:rPr>
+        <w:t>EtherCAT</w:t>
+      </w:r>
+      <w:r>
+        <w:rPr>
+          <w:sz w:val="28"/>
+          <w:szCs w:val="24"/>
+          <w:lang w:val="ru-RU"/>
+        </w:rPr>
+        <w:t xml:space="preserve"> в системах, где требуется более жесткая синхронизация и высокая скорость обмена</w:t>
+      </w:r>
+      <w:r>
+        <w:rPr>
+          <w:sz w:val="28"/>
+          <w:szCs w:val="24"/>
+          <w:lang w:val="ru-RU"/>
+        </w:rPr>
+        <w:t>.</w:t>
+      </w:r>
+    </w:p>
+    <w:p>
+      <w:pPr>
+        <w:ind w:firstLine="720"/>
+        <w:rPr>
+          <w:sz w:val="28"/>
+          <w:szCs w:val="24"/>
+          <w:lang w:val="ru-RU"/>
+        </w:rPr>
+      </w:pPr>
+      <w:r>
+        <w:rPr>
+          <w:sz w:val="28"/>
+          <w:szCs w:val="24"/>
+          <w:lang w:val="ru-RU"/>
+        </w:rPr>
+        <w:t>Критический момент интеграции — правильная привязка результата контроля к изделию, которое будет отбраковано физически спустя некоторое время после съемки. Обычно это решается так: ПЛК ведет счетчик тактов/позицию матрицы, система зрения получает индекс на момент съемки и возвращает результат с тем же индексом. ПЛК хранит результаты в очереди и по достижении точки отбраковки выдает команду исполнительному механизму.</w:t>
+      </w:r>
+    </w:p>
+    <w:p>
+      <w:pPr>
         <w:pStyle w:val="21"/>
         <w:rPr>
           <w:color w:val="auto"/>
@@ -9571,6 +9934,7 @@
           <w:color w:val="auto"/>
           <w:lang w:val="ru-RU"/>
         </w:rPr>
+        <w:lastRenderedPageBreak/>
         <w:t>1.5 Системы автоматизированной сортировки и отбраковки: типовые архитектуры</w:t>
       </w:r>
       <w:bookmarkEnd w:id="17"/>
@@ -9854,7 +10218,6 @@
           <w:color w:val="auto"/>
           <w:lang w:val="ru-RU"/>
         </w:rPr>
-        <w:lastRenderedPageBreak/>
         <w:t>2.4.1 Цветовые признаки и пороговые правила (</w:t>
       </w:r>
       <w:r>
@@ -9922,6 +10285,7 @@
           <w:color w:val="auto"/>
           <w:lang w:val="ru-RU"/>
         </w:rPr>
+        <w:lastRenderedPageBreak/>
         <w:t>2.6 Правила принятия решения и агрегирование результатов</w:t>
       </w:r>
       <w:bookmarkEnd w:id="35"/>
@@ -10120,39 +10484,7 @@
           <w:color w:val="auto"/>
           <w:lang w:val="ru-RU"/>
         </w:rPr>
-        <w:t xml:space="preserve">3.2.3 Контроль качества входного изображения (резкость, </w:t>
-      </w:r>
-      <w:proofErr w:type="spellStart"/>
-      <w:r>
-        <w:rPr>
-          <w:color w:val="auto"/>
-          <w:lang w:val="ru-RU"/>
-        </w:rPr>
-        <w:t>пересвет</w:t>
-      </w:r>
-      <w:proofErr w:type="spellEnd"/>
-      <w:r>
-        <w:rPr>
-          <w:color w:val="auto"/>
-          <w:lang w:val="ru-RU"/>
-        </w:rPr>
-        <w:t xml:space="preserve">, </w:t>
-      </w:r>
-      <w:proofErr w:type="spellStart"/>
-      <w:r>
-        <w:rPr>
-          <w:color w:val="auto"/>
-          <w:lang w:val="ru-RU"/>
-        </w:rPr>
-        <w:t>смаз</w:t>
-      </w:r>
-      <w:proofErr w:type="spellEnd"/>
-      <w:r>
-        <w:rPr>
-          <w:color w:val="auto"/>
-          <w:lang w:val="ru-RU"/>
-        </w:rPr>
-        <w:t>)</w:t>
+        <w:t>3.2.3 Контроль качества входного изображения (резкость, пересвет, смаз)</w:t>
       </w:r>
       <w:bookmarkEnd w:id="46"/>
     </w:p>
@@ -10201,7 +10533,6 @@
           <w:color w:val="auto"/>
           <w:lang w:val="ru-RU"/>
         </w:rPr>
-        <w:lastRenderedPageBreak/>
         <w:t>3.3 Реализация алгоритмов детекции дефектов (классические методы)</w:t>
       </w:r>
       <w:bookmarkEnd w:id="48"/>
@@ -10269,6 +10600,7 @@
           <w:color w:val="auto"/>
           <w:lang w:val="ru-RU"/>
         </w:rPr>
+        <w:lastRenderedPageBreak/>
         <w:t>3.3.3 Поиск загрязнений/пятен и оценка площади дефекта</w:t>
       </w:r>
       <w:bookmarkEnd w:id="51"/>
@@ -10305,23 +10637,7 @@
           <w:color w:val="auto"/>
           <w:lang w:val="ru-RU"/>
         </w:rPr>
-        <w:t xml:space="preserve">3.4 Реализация </w:t>
-      </w:r>
-      <w:proofErr w:type="spellStart"/>
-      <w:r>
-        <w:rPr>
-          <w:color w:val="auto"/>
-          <w:lang w:val="ru-RU"/>
-        </w:rPr>
-        <w:t>нейросетевого</w:t>
-      </w:r>
-      <w:proofErr w:type="spellEnd"/>
-      <w:r>
-        <w:rPr>
-          <w:color w:val="auto"/>
-          <w:lang w:val="ru-RU"/>
-        </w:rPr>
-        <w:t xml:space="preserve"> модуля (если используется)</w:t>
+        <w:t>3.4 Реализация нейросетевого модуля (если используется)</w:t>
       </w:r>
       <w:bookmarkEnd w:id="53"/>
     </w:p>
@@ -10339,23 +10655,7 @@
           <w:color w:val="auto"/>
           <w:lang w:val="ru-RU"/>
         </w:rPr>
-        <w:t xml:space="preserve">3.4.1 Подготовка </w:t>
-      </w:r>
-      <w:proofErr w:type="spellStart"/>
-      <w:r>
-        <w:rPr>
-          <w:color w:val="auto"/>
-          <w:lang w:val="ru-RU"/>
-        </w:rPr>
-        <w:t>датасета</w:t>
-      </w:r>
-      <w:proofErr w:type="spellEnd"/>
-      <w:r>
-        <w:rPr>
-          <w:color w:val="auto"/>
-          <w:lang w:val="ru-RU"/>
-        </w:rPr>
-        <w:t>, разметка, аугментации</w:t>
+        <w:t>3.4.1 Подготовка датасета, разметка, аугментации</w:t>
       </w:r>
       <w:bookmarkEnd w:id="54"/>
     </w:p>
@@ -10373,23 +10673,7 @@
           <w:color w:val="auto"/>
           <w:lang w:val="ru-RU"/>
         </w:rPr>
-        <w:t xml:space="preserve">3.4.2 </w:t>
-      </w:r>
-      <w:proofErr w:type="spellStart"/>
-      <w:r>
-        <w:rPr>
-          <w:color w:val="auto"/>
-          <w:lang w:val="ru-RU"/>
-        </w:rPr>
-        <w:t>Инференс</w:t>
-      </w:r>
-      <w:proofErr w:type="spellEnd"/>
-      <w:r>
-        <w:rPr>
-          <w:color w:val="auto"/>
-          <w:lang w:val="ru-RU"/>
-        </w:rPr>
-        <w:t xml:space="preserve"> модели и постобработка результатов</w:t>
+        <w:t>3.4.2 Инференс модели и постобработка результатов</w:t>
       </w:r>
       <w:bookmarkEnd w:id="55"/>
     </w:p>
@@ -10631,7 +10915,6 @@
           <w:color w:val="auto"/>
           <w:lang w:val="ru-RU"/>
         </w:rPr>
-        <w:lastRenderedPageBreak/>
         <w:t>ЭКСПЕРИМЕНТАЛЬНЫЕ ИССЛЕДОВАНИЯ И ОЦЕНКА ЭФФЕКТИВНОСТИ СИСТЕМЫ</w:t>
       </w:r>
       <w:bookmarkEnd w:id="67"/>
@@ -10686,6 +10969,7 @@
           <w:color w:val="auto"/>
           <w:lang w:val="ru-RU"/>
         </w:rPr>
+        <w:lastRenderedPageBreak/>
         <w:t>4.1.2 Набор тестов и сценарии дефектов</w:t>
       </w:r>
       <w:bookmarkEnd w:id="70"/>
@@ -10956,7 +11240,6 @@
           <w:color w:val="auto"/>
           <w:lang w:val="ru-RU"/>
         </w:rPr>
-        <w:lastRenderedPageBreak/>
         <w:t>5.3 Оценка окупаемости и рисков эксплуатации</w:t>
       </w:r>
       <w:bookmarkEnd w:id="85"/>
@@ -11011,9 +11294,46 @@
           <w:color w:val="auto"/>
           <w:lang w:val="ru-RU"/>
         </w:rPr>
+        <w:lastRenderedPageBreak/>
         <w:t>Список использованных источников</w:t>
       </w:r>
       <w:bookmarkEnd w:id="88"/>
+    </w:p>
+    <w:p>
+      <w:pPr>
+        <w:rPr>
+          <w:lang w:val="ru-RU"/>
+        </w:rPr>
+      </w:pPr>
+      <w:hyperlink r:id="rId7" w:history="1">
+        <w:r>
+          <w:rPr>
+            <w:rStyle w:val="aff8"/>
+            <w:lang w:val="ru-RU"/>
+          </w:rPr>
+          <w:t>https://visionmachines.ru/articles/s_chego_nachat/vybor_kamery/#:~:text=%D0%92%20%D0%BA%D0%B0%D0%BC%D0%B5%D1%80%D0%B0%D1%85%20%D0%BC%D0%B0%D1%88%D0%B8%D0%BD%D0%BD%D0%BE%D0%B3%D0%BE%20%D0%B7%D1%80%D0%B5%D0%BD%D0%B8%D1%8F%20%D0%BC%D0%BE%D0%B3%D1%83%D1%82,%D1%81%D0%BF%D0%B5%D1%80%D0%B2%D0%B0%20%D0%BE%D0%BF%D1%80%D0%B5%D0%B4%D0%B5%D0%BB%D0%B8%D1%82%D1%8C%20%D1%82%D1%8</w:t>
+        </w:r>
+        <w:r>
+          <w:rPr>
+            <w:rStyle w:val="aff8"/>
+            <w:lang w:val="ru-RU"/>
+          </w:rPr>
+          <w:t>0</w:t>
+        </w:r>
+        <w:r>
+          <w:rPr>
+            <w:rStyle w:val="aff8"/>
+            <w:lang w:val="ru-RU"/>
+          </w:rPr>
+          <w:t>%D0%B5%D0%B1%D1%83%D0%B5%D0%BC%D1%8B%D0%B9%20%D1%81%D0%BF%D0%B5%D0%BA%D1%82%D1%80%20%D0%B7%D0%B0%D0%B4%D0%B0%D1%87</w:t>
+        </w:r>
+      </w:hyperlink>
+      <w:r>
+        <w:rPr>
+          <w:lang w:val="ru-RU"/>
+        </w:rPr>
+        <w:t>.</w:t>
+      </w:r>
     </w:p>
     <w:p>
       <w:pPr>
@@ -23032,6 +23352,18 @@
       <w:lang w:val="ru-RU" w:eastAsia="ru-RU"/>
     </w:rPr>
   </w:style>
+  <w:style w:type="character" w:styleId="affb">
+    <w:name w:val="FollowedHyperlink"/>
+    <w:basedOn w:val="a2"/>
+    <w:uiPriority w:val="99"/>
+    <w:semiHidden/>
+    <w:unhideWhenUsed/>
+    <w:rsid w:val="00260A60"/>
+    <w:rPr>
+      <w:color w:val="800080" w:themeColor="followedHyperlink"/>
+      <w:u w:val="single"/>
+    </w:rPr>
+  </w:style>
 </w:styles>
 </file>
 
